--- a/docs/proofsheets/ps-propertiesofsigmanotation.docx
+++ b/docs/proofsheets/ps-propertiesofsigmanotation.docx
@@ -52,7 +52,7 @@
         </w:rPr>
         <w:t xml:space="preserve"> </w:t>
       </w:r>
-      <w:hyperlink r:id="rId20">
+      <w:hyperlink r:id="rId9">
         <w:r>
           <w:rPr>
             <w:rStyle w:val="Hyperlink"/>
@@ -77,7 +77,7 @@
         <w:t xml:space="preserve">and [Guide: Proof by induction].</w:t>
       </w:r>
     </w:p>
-    <w:bookmarkStart w:id="32" w:name="proof-of-properties-of-sigma-notation"/>
+    <w:bookmarkStart w:id="21" w:name="proof-of-properties-of-sigma-notation"/>
     <w:p>
       <w:pPr>
         <w:pStyle w:val="Heading1"/>
@@ -86,7 +86,7 @@
         <w:t xml:space="preserve">Proof of properties of sigma notation</w:t>
       </w:r>
     </w:p>
-    <w:bookmarkStart w:id="26" w:name="distributivity"/>
+    <w:bookmarkStart w:id="15" w:name="distributivity"/>
     <w:p>
       <w:pPr>
         <w:pStyle w:val="Heading2"/>
@@ -136,18 +136,18 @@
                 <wp:inline>
                   <wp:extent cx="152400" cy="152400"/>
                   <wp:effectExtent b="0" l="0" r="0" t="0"/>
-                  <wp:docPr descr="" title="" id="22" name="Picture"/>
+                  <wp:docPr descr="" title="" id="11" name="Picture"/>
                   <a:graphic>
                     <a:graphicData uri="http://schemas.openxmlformats.org/drawingml/2006/picture">
                       <pic:pic>
                         <pic:nvPicPr>
-                          <pic:cNvPr descr="/Applications/quarto/share/formats/docx/note.png" id="23" name="Picture"/>
+                          <pic:cNvPr descr="/Applications/quarto/share/formats/docx/note.png" id="12" name="Picture"/>
                           <pic:cNvPicPr>
                             <a:picLocks noChangeArrowheads="1" noChangeAspect="1"/>
                           </pic:cNvPicPr>
                         </pic:nvPicPr>
                         <pic:blipFill>
-                          <a:blip r:embed="rId21"/>
+                          <a:blip r:embed="rId10"/>
                           <a:stretch>
                             <a:fillRect/>
                           </a:stretch>
@@ -260,18 +260,18 @@
                 <wp:inline>
                   <wp:extent cx="152400" cy="152400"/>
                   <wp:effectExtent b="0" l="0" r="0" t="0"/>
-                  <wp:docPr descr="" title="" id="24" name="Picture"/>
+                  <wp:docPr descr="" title="" id="13" name="Picture"/>
                   <a:graphic>
                     <a:graphicData uri="http://schemas.openxmlformats.org/drawingml/2006/picture">
                       <pic:pic>
                         <pic:nvPicPr>
-                          <pic:cNvPr descr="/Applications/quarto/share/formats/docx/note.png" id="25" name="Picture"/>
+                          <pic:cNvPr descr="/Applications/quarto/share/formats/docx/note.png" id="14" name="Picture"/>
                           <pic:cNvPicPr>
                             <a:picLocks noChangeArrowheads="1" noChangeAspect="1"/>
                           </pic:cNvPicPr>
                         </pic:nvPicPr>
                         <pic:blipFill>
-                          <a:blip r:embed="rId21"/>
+                          <a:blip r:embed="rId10"/>
                           <a:stretch>
                             <a:fillRect/>
                           </a:stretch>
@@ -553,112 +553,114 @@
                       <m:r>
                         <m:t>C</m:t>
                       </m:r>
-                      <m:d>
-                        <m:dPr>
-                          <m:begChr m:val="("/>
-                          <m:sepChr m:val=""/>
-                          <m:endChr m:val=")"/>
-                          <m:grow/>
-                        </m:dPr>
+                      <m:r>
+                        <m:rPr>
+                          <m:sty m:val="p"/>
+                        </m:rPr>
+                        <m:t>(</m:t>
+                      </m:r>
+                      <m:sSub>
                         <m:e>
-                          <m:sSub>
-                            <m:e>
-                              <m:r>
-                                <m:t>a</m:t>
-                              </m:r>
-                            </m:e>
-                            <m:sub>
-                              <m:r>
-                                <m:t>k</m:t>
-                              </m:r>
-                            </m:sub>
-                          </m:sSub>
+                          <m:r>
+                            <m:t>a</m:t>
+                          </m:r>
+                        </m:e>
+                        <m:sub>
+                          <m:r>
+                            <m:t>k</m:t>
+                          </m:r>
+                        </m:sub>
+                      </m:sSub>
+                      <m:r>
+                        <m:rPr>
+                          <m:sty m:val="p"/>
+                        </m:rPr>
+                        <m:t>+</m:t>
+                      </m:r>
+                      <m:sSub>
+                        <m:e>
+                          <m:r>
+                            <m:t>a</m:t>
+                          </m:r>
+                        </m:e>
+                        <m:sub>
+                          <m:r>
+                            <m:t>k</m:t>
+                          </m:r>
                           <m:r>
                             <m:rPr>
                               <m:sty m:val="p"/>
                             </m:rPr>
                             <m:t>+</m:t>
                           </m:r>
-                          <m:sSub>
-                            <m:e>
-                              <m:r>
-                                <m:t>a</m:t>
-                              </m:r>
-                            </m:e>
-                            <m:sub>
-                              <m:r>
-                                <m:t>k</m:t>
-                              </m:r>
-                              <m:r>
-                                <m:rPr>
-                                  <m:sty m:val="p"/>
-                                </m:rPr>
-                                <m:t>+</m:t>
-                              </m:r>
-                              <m:r>
-                                <m:t>1</m:t>
-                              </m:r>
-                            </m:sub>
-                          </m:sSub>
+                          <m:r>
+                            <m:t>1</m:t>
+                          </m:r>
+                        </m:sub>
+                      </m:sSub>
+                      <m:r>
+                        <m:rPr>
+                          <m:sty m:val="p"/>
+                        </m:rPr>
+                        <m:t>+</m:t>
+                      </m:r>
+                      <m:sSub>
+                        <m:e>
+                          <m:r>
+                            <m:t>a</m:t>
+                          </m:r>
+                        </m:e>
+                        <m:sub>
+                          <m:r>
+                            <m:t>k</m:t>
+                          </m:r>
                           <m:r>
                             <m:rPr>
                               <m:sty m:val="p"/>
                             </m:rPr>
                             <m:t>+</m:t>
                           </m:r>
-                          <m:sSub>
-                            <m:e>
-                              <m:r>
-                                <m:t>a</m:t>
-                              </m:r>
-                            </m:e>
-                            <m:sub>
-                              <m:r>
-                                <m:t>k</m:t>
-                              </m:r>
-                              <m:r>
-                                <m:rPr>
-                                  <m:sty m:val="p"/>
-                                </m:rPr>
-                                <m:t>+</m:t>
-                              </m:r>
-                              <m:r>
-                                <m:t>2</m:t>
-                              </m:r>
-                            </m:sub>
-                          </m:sSub>
-                          <m:r>
-                            <m:rPr>
-                              <m:sty m:val="p"/>
-                            </m:rPr>
-                            <m:t>+</m:t>
-                          </m:r>
-                          <m:r>
-                            <m:rPr>
-                              <m:sty m:val="p"/>
-                            </m:rPr>
-                            <m:t>…</m:t>
-                          </m:r>
-                          <m:r>
-                            <m:rPr>
-                              <m:sty m:val="p"/>
-                            </m:rPr>
-                            <m:t>+</m:t>
-                          </m:r>
-                          <m:sSub>
-                            <m:e>
-                              <m:r>
-                                <m:t>a</m:t>
-                              </m:r>
-                            </m:e>
-                            <m:sub>
-                              <m:r>
-                                <m:t>n</m:t>
-                              </m:r>
-                            </m:sub>
-                          </m:sSub>
+                          <m:r>
+                            <m:t>2</m:t>
+                          </m:r>
+                        </m:sub>
+                      </m:sSub>
+                      <m:r>
+                        <m:rPr>
+                          <m:sty m:val="p"/>
+                        </m:rPr>
+                        <m:t>+</m:t>
+                      </m:r>
+                      <m:r>
+                        <m:rPr>
+                          <m:sty m:val="p"/>
+                        </m:rPr>
+                        <m:t>…</m:t>
+                      </m:r>
+                      <m:r>
+                        <m:rPr>
+                          <m:sty m:val="p"/>
+                        </m:rPr>
+                        <m:t>+</m:t>
+                      </m:r>
+                      <m:sSub>
+                        <m:e>
+                          <m:r>
+                            <m:t>a</m:t>
+                          </m:r>
                         </m:e>
-                      </m:d>
+                        <m:sub>
+                          <m:r>
+                            <m:t>n</m:t>
+                          </m:r>
+                        </m:sub>
+                      </m:sSub>
+                      <m:r>
+                        <m:rPr>
+                          <m:sty m:val="p"/>
+                        </m:rPr>
+                        <m:t>)</m:t>
+                      </m:r>
                     </m:e>
                   </m:mr>
                   <m:mr>
@@ -726,8 +728,8 @@
         </w:tc>
       </w:tr>
     </w:tbl>
-    <w:bookmarkEnd w:id="26"/>
-    <w:bookmarkStart w:id="31" w:name="combining-and-decomposing-sums"/>
+    <w:bookmarkEnd w:id="15"/>
+    <w:bookmarkStart w:id="20" w:name="combining-and-decomposing-sums"/>
     <w:p>
       <w:pPr>
         <w:pStyle w:val="Heading2"/>
@@ -777,18 +779,18 @@
                 <wp:inline>
                   <wp:extent cx="152400" cy="152400"/>
                   <wp:effectExtent b="0" l="0" r="0" t="0"/>
-                  <wp:docPr descr="" title="" id="27" name="Picture"/>
+                  <wp:docPr descr="" title="" id="16" name="Picture"/>
                   <a:graphic>
                     <a:graphicData uri="http://schemas.openxmlformats.org/drawingml/2006/picture">
                       <pic:pic>
                         <pic:nvPicPr>
-                          <pic:cNvPr descr="/Applications/quarto/share/formats/docx/note.png" id="28" name="Picture"/>
+                          <pic:cNvPr descr="/Applications/quarto/share/formats/docx/note.png" id="17" name="Picture"/>
                           <pic:cNvPicPr>
                             <a:picLocks noChangeArrowheads="1" noChangeAspect="1"/>
                           </pic:cNvPicPr>
                         </pic:nvPicPr>
                         <pic:blipFill>
-                          <a:blip r:embed="rId21"/>
+                          <a:blip r:embed="rId10"/>
                           <a:stretch>
                             <a:fillRect/>
                           </a:stretch>
@@ -901,18 +903,18 @@
                 <wp:inline>
                   <wp:extent cx="152400" cy="152400"/>
                   <wp:effectExtent b="0" l="0" r="0" t="0"/>
-                  <wp:docPr descr="" title="" id="29" name="Picture"/>
+                  <wp:docPr descr="" title="" id="18" name="Picture"/>
                   <a:graphic>
                     <a:graphicData uri="http://schemas.openxmlformats.org/drawingml/2006/picture">
                       <pic:pic>
                         <pic:nvPicPr>
-                          <pic:cNvPr descr="/Applications/quarto/share/formats/docx/note.png" id="30" name="Picture"/>
+                          <pic:cNvPr descr="/Applications/quarto/share/formats/docx/note.png" id="19" name="Picture"/>
                           <pic:cNvPicPr>
                             <a:picLocks noChangeArrowheads="1" noChangeAspect="1"/>
                           </pic:cNvPicPr>
                         </pic:nvPicPr>
                         <pic:blipFill>
-                          <a:blip r:embed="rId21"/>
+                          <a:blip r:embed="rId10"/>
                           <a:stretch>
                             <a:fillRect/>
                           </a:stretch>
@@ -1106,53 +1108,127 @@
                       </m:r>
                     </m:e>
                     <m:e>
-                      <m:d>
-                        <m:dPr>
-                          <m:begChr m:val="("/>
-                          <m:sepChr m:val=""/>
-                          <m:endChr m:val=")"/>
-                          <m:grow/>
-                        </m:dPr>
+                      <m:r>
+                        <m:rPr>
+                          <m:sty m:val="p"/>
+                        </m:rPr>
+                        <m:t>(</m:t>
+                      </m:r>
+                      <m:sSub>
                         <m:e>
-                          <m:sSub>
-                            <m:e>
-                              <m:r>
-                                <m:t>a</m:t>
-                              </m:r>
-                            </m:e>
-                            <m:sub>
-                              <m:r>
-                                <m:t>k</m:t>
-                              </m:r>
-                            </m:sub>
-                          </m:sSub>
+                          <m:r>
+                            <m:t>a</m:t>
+                          </m:r>
+                        </m:e>
+                        <m:sub>
+                          <m:r>
+                            <m:t>k</m:t>
+                          </m:r>
+                        </m:sub>
+                      </m:sSub>
+                      <m:r>
+                        <m:rPr>
+                          <m:sty m:val="p"/>
+                        </m:rPr>
+                        <m:t>+</m:t>
+                      </m:r>
+                      <m:sSub>
+                        <m:e>
+                          <m:r>
+                            <m:t>a</m:t>
+                          </m:r>
+                        </m:e>
+                        <m:sub>
+                          <m:r>
+                            <m:t>k</m:t>
+                          </m:r>
                           <m:r>
                             <m:rPr>
                               <m:sty m:val="p"/>
                             </m:rPr>
                             <m:t>+</m:t>
                           </m:r>
-                          <m:sSub>
-                            <m:e>
-                              <m:r>
-                                <m:t>a</m:t>
-                              </m:r>
-                            </m:e>
-                            <m:sub>
-                              <m:r>
-                                <m:t>k</m:t>
-                              </m:r>
-                              <m:r>
-                                <m:rPr>
-                                  <m:sty m:val="p"/>
-                                </m:rPr>
-                                <m:t>+</m:t>
-                              </m:r>
-                              <m:r>
-                                <m:t>1</m:t>
-                              </m:r>
-                            </m:sub>
-                          </m:sSub>
+                          <m:r>
+                            <m:t>1</m:t>
+                          </m:r>
+                        </m:sub>
+                      </m:sSub>
+                      <m:r>
+                        <m:rPr>
+                          <m:sty m:val="p"/>
+                        </m:rPr>
+                        <m:t>+</m:t>
+                      </m:r>
+                      <m:r>
+                        <m:rPr>
+                          <m:sty m:val="p"/>
+                        </m:rPr>
+                        <m:t>…</m:t>
+                      </m:r>
+                      <m:r>
+                        <m:rPr>
+                          <m:sty m:val="p"/>
+                        </m:rPr>
+                        <m:t>+</m:t>
+                      </m:r>
+                      <m:sSub>
+                        <m:e>
+                          <m:r>
+                            <m:t>a</m:t>
+                          </m:r>
+                        </m:e>
+                        <m:sub>
+                          <m:r>
+                            <m:t>n</m:t>
+                          </m:r>
+                        </m:sub>
+                      </m:sSub>
+                      <m:r>
+                        <m:rPr>
+                          <m:sty m:val="p"/>
+                        </m:rPr>
+                        <m:t>)</m:t>
+                      </m:r>
+                      <m:r>
+                        <m:rPr>
+                          <m:sty m:val="p"/>
+                        </m:rPr>
+                        <m:t>+</m:t>
+                      </m:r>
+                      <m:r>
+                        <m:rPr>
+                          <m:sty m:val="p"/>
+                        </m:rPr>
+                        <m:t>(</m:t>
+                      </m:r>
+                      <m:sSub>
+                        <m:e>
+                          <m:r>
+                            <m:t>b</m:t>
+                          </m:r>
+                        </m:e>
+                        <m:sub>
+                          <m:r>
+                            <m:t>k</m:t>
+                          </m:r>
+                        </m:sub>
+                      </m:sSub>
+                      <m:r>
+                        <m:rPr>
+                          <m:sty m:val="p"/>
+                        </m:rPr>
+                        <m:t>+</m:t>
+                      </m:r>
+                      <m:sSub>
+                        <m:e>
+                          <m:r>
+                            <m:t>b</m:t>
+                          </m:r>
+                        </m:e>
+                        <m:sub>
+                          <m:r>
+                            <m:t>k</m:t>
+                          </m:r>
                           <m:r>
                             <m:rPr>
                               <m:sty m:val="p"/>
@@ -1160,116 +1236,46 @@
                             <m:t>+</m:t>
                           </m:r>
                           <m:r>
-                            <m:rPr>
-                              <m:sty m:val="p"/>
-                            </m:rPr>
-                            <m:t>…</m:t>
-                          </m:r>
-                          <m:r>
-                            <m:rPr>
-                              <m:sty m:val="p"/>
-                            </m:rPr>
-                            <m:t>+</m:t>
-                          </m:r>
-                          <m:sSub>
-                            <m:e>
-                              <m:r>
-                                <m:t>a</m:t>
-                              </m:r>
-                            </m:e>
-                            <m:sub>
-                              <m:r>
-                                <m:t>n</m:t>
-                              </m:r>
-                            </m:sub>
-                          </m:sSub>
+                            <m:t>1</m:t>
+                          </m:r>
+                        </m:sub>
+                      </m:sSub>
+                      <m:r>
+                        <m:rPr>
+                          <m:sty m:val="p"/>
+                        </m:rPr>
+                        <m:t>+</m:t>
+                      </m:r>
+                      <m:r>
+                        <m:rPr>
+                          <m:sty m:val="p"/>
+                        </m:rPr>
+                        <m:t>…</m:t>
+                      </m:r>
+                      <m:r>
+                        <m:rPr>
+                          <m:sty m:val="p"/>
+                        </m:rPr>
+                        <m:t>+</m:t>
+                      </m:r>
+                      <m:sSub>
+                        <m:e>
+                          <m:r>
+                            <m:t>b</m:t>
+                          </m:r>
                         </m:e>
-                      </m:d>
-                      <m:r>
-                        <m:rPr>
-                          <m:sty m:val="p"/>
-                        </m:rPr>
-                        <m:t>+</m:t>
-                      </m:r>
-                      <m:d>
-                        <m:dPr>
-                          <m:begChr m:val="("/>
-                          <m:sepChr m:val=""/>
-                          <m:endChr m:val=")"/>
-                          <m:grow/>
-                        </m:dPr>
-                        <m:e>
-                          <m:sSub>
-                            <m:e>
-                              <m:r>
-                                <m:t>b</m:t>
-                              </m:r>
-                            </m:e>
-                            <m:sub>
-                              <m:r>
-                                <m:t>k</m:t>
-                              </m:r>
-                            </m:sub>
-                          </m:sSub>
-                          <m:r>
-                            <m:rPr>
-                              <m:sty m:val="p"/>
-                            </m:rPr>
-                            <m:t>+</m:t>
-                          </m:r>
-                          <m:sSub>
-                            <m:e>
-                              <m:r>
-                                <m:t>b</m:t>
-                              </m:r>
-                            </m:e>
-                            <m:sub>
-                              <m:r>
-                                <m:t>k</m:t>
-                              </m:r>
-                              <m:r>
-                                <m:rPr>
-                                  <m:sty m:val="p"/>
-                                </m:rPr>
-                                <m:t>+</m:t>
-                              </m:r>
-                              <m:r>
-                                <m:t>1</m:t>
-                              </m:r>
-                            </m:sub>
-                          </m:sSub>
-                          <m:r>
-                            <m:rPr>
-                              <m:sty m:val="p"/>
-                            </m:rPr>
-                            <m:t>+</m:t>
-                          </m:r>
-                          <m:r>
-                            <m:rPr>
-                              <m:sty m:val="p"/>
-                            </m:rPr>
-                            <m:t>…</m:t>
-                          </m:r>
-                          <m:r>
-                            <m:rPr>
-                              <m:sty m:val="p"/>
-                            </m:rPr>
-                            <m:t>+</m:t>
-                          </m:r>
-                          <m:sSub>
-                            <m:e>
-                              <m:r>
-                                <m:t>b</m:t>
-                              </m:r>
-                            </m:e>
-                            <m:sub>
-                              <m:r>
-                                <m:t>n</m:t>
-                              </m:r>
-                            </m:sub>
-                          </m:sSub>
-                        </m:e>
-                      </m:d>
+                        <m:sub>
+                          <m:r>
+                            <m:t>n</m:t>
+                          </m:r>
+                        </m:sub>
+                      </m:sSub>
+                      <m:r>
+                        <m:rPr>
+                          <m:sty m:val="p"/>
+                        </m:rPr>
+                        <m:t>)</m:t>
+                      </m:r>
                     </m:e>
                   </m:mr>
                   <m:mr>
@@ -1283,168 +1289,174 @@
                       </m:r>
                     </m:e>
                     <m:e>
-                      <m:d>
-                        <m:dPr>
-                          <m:begChr m:val="("/>
-                          <m:sepChr m:val=""/>
-                          <m:endChr m:val=")"/>
-                          <m:grow/>
-                        </m:dPr>
+                      <m:r>
+                        <m:rPr>
+                          <m:sty m:val="p"/>
+                        </m:rPr>
+                        <m:t>(</m:t>
+                      </m:r>
+                      <m:sSub>
                         <m:e>
-                          <m:sSub>
-                            <m:e>
-                              <m:r>
-                                <m:t>a</m:t>
-                              </m:r>
-                            </m:e>
-                            <m:sub>
-                              <m:r>
-                                <m:t>k</m:t>
-                              </m:r>
-                            </m:sub>
-                          </m:sSub>
+                          <m:r>
+                            <m:t>a</m:t>
+                          </m:r>
+                        </m:e>
+                        <m:sub>
+                          <m:r>
+                            <m:t>k</m:t>
+                          </m:r>
+                        </m:sub>
+                      </m:sSub>
+                      <m:r>
+                        <m:rPr>
+                          <m:sty m:val="p"/>
+                        </m:rPr>
+                        <m:t>+</m:t>
+                      </m:r>
+                      <m:sSub>
+                        <m:e>
+                          <m:r>
+                            <m:t>b</m:t>
+                          </m:r>
+                        </m:e>
+                        <m:sub>
+                          <m:r>
+                            <m:t>k</m:t>
+                          </m:r>
+                        </m:sub>
+                      </m:sSub>
+                      <m:r>
+                        <m:rPr>
+                          <m:sty m:val="p"/>
+                        </m:rPr>
+                        <m:t>)</m:t>
+                      </m:r>
+                      <m:r>
+                        <m:rPr>
+                          <m:sty m:val="p"/>
+                        </m:rPr>
+                        <m:t>+</m:t>
+                      </m:r>
+                      <m:r>
+                        <m:rPr>
+                          <m:sty m:val="p"/>
+                        </m:rPr>
+                        <m:t>(</m:t>
+                      </m:r>
+                      <m:sSub>
+                        <m:e>
+                          <m:r>
+                            <m:t>a</m:t>
+                          </m:r>
+                        </m:e>
+                        <m:sub>
+                          <m:r>
+                            <m:t>k</m:t>
+                          </m:r>
                           <m:r>
                             <m:rPr>
                               <m:sty m:val="p"/>
                             </m:rPr>
                             <m:t>+</m:t>
                           </m:r>
-                          <m:sSub>
-                            <m:e>
-                              <m:r>
-                                <m:t>b</m:t>
-                              </m:r>
-                            </m:e>
-                            <m:sub>
-                              <m:r>
-                                <m:t>k</m:t>
-                              </m:r>
-                            </m:sub>
-                          </m:sSub>
+                          <m:r>
+                            <m:t>1</m:t>
+                          </m:r>
+                        </m:sub>
+                      </m:sSub>
+                      <m:r>
+                        <m:rPr>
+                          <m:sty m:val="p"/>
+                        </m:rPr>
+                        <m:t>+</m:t>
+                      </m:r>
+                      <m:sSub>
+                        <m:e>
+                          <m:r>
+                            <m:t>b</m:t>
+                          </m:r>
                         </m:e>
-                      </m:d>
-                      <m:r>
-                        <m:rPr>
-                          <m:sty m:val="p"/>
-                        </m:rPr>
-                        <m:t>+</m:t>
-                      </m:r>
-                      <m:d>
-                        <m:dPr>
-                          <m:begChr m:val="("/>
-                          <m:sepChr m:val=""/>
-                          <m:endChr m:val=")"/>
-                          <m:grow/>
-                        </m:dPr>
-                        <m:e>
-                          <m:sSub>
-                            <m:e>
-                              <m:r>
-                                <m:t>a</m:t>
-                              </m:r>
-                            </m:e>
-                            <m:sub>
-                              <m:r>
-                                <m:t>k</m:t>
-                              </m:r>
-                              <m:r>
-                                <m:rPr>
-                                  <m:sty m:val="p"/>
-                                </m:rPr>
-                                <m:t>+</m:t>
-                              </m:r>
-                              <m:r>
-                                <m:t>1</m:t>
-                              </m:r>
-                            </m:sub>
-                          </m:sSub>
+                        <m:sub>
+                          <m:r>
+                            <m:t>k</m:t>
+                          </m:r>
                           <m:r>
                             <m:rPr>
                               <m:sty m:val="p"/>
                             </m:rPr>
                             <m:t>+</m:t>
                           </m:r>
-                          <m:sSub>
-                            <m:e>
-                              <m:r>
-                                <m:t>b</m:t>
-                              </m:r>
-                            </m:e>
-                            <m:sub>
-                              <m:r>
-                                <m:t>k</m:t>
-                              </m:r>
-                              <m:r>
-                                <m:rPr>
-                                  <m:sty m:val="p"/>
-                                </m:rPr>
-                                <m:t>+</m:t>
-                              </m:r>
-                              <m:r>
-                                <m:t>1</m:t>
-                              </m:r>
-                            </m:sub>
-                          </m:sSub>
+                          <m:r>
+                            <m:t>1</m:t>
+                          </m:r>
+                        </m:sub>
+                      </m:sSub>
+                      <m:r>
+                        <m:rPr>
+                          <m:sty m:val="p"/>
+                        </m:rPr>
+                        <m:t>)</m:t>
+                      </m:r>
+                      <m:r>
+                        <m:rPr>
+                          <m:sty m:val="p"/>
+                        </m:rPr>
+                        <m:t>+</m:t>
+                      </m:r>
+                      <m:r>
+                        <m:rPr>
+                          <m:sty m:val="p"/>
+                        </m:rPr>
+                        <m:t>…</m:t>
+                      </m:r>
+                      <m:r>
+                        <m:rPr>
+                          <m:sty m:val="p"/>
+                        </m:rPr>
+                        <m:t>+</m:t>
+                      </m:r>
+                      <m:r>
+                        <m:rPr>
+                          <m:sty m:val="p"/>
+                        </m:rPr>
+                        <m:t>(</m:t>
+                      </m:r>
+                      <m:sSub>
+                        <m:e>
+                          <m:r>
+                            <m:t>a</m:t>
+                          </m:r>
                         </m:e>
-                      </m:d>
+                        <m:sub>
+                          <m:r>
+                            <m:t>n</m:t>
+                          </m:r>
+                        </m:sub>
+                      </m:sSub>
                       <m:r>
                         <m:rPr>
                           <m:sty m:val="p"/>
                         </m:rPr>
                         <m:t>+</m:t>
                       </m:r>
-                      <m:r>
-                        <m:rPr>
-                          <m:sty m:val="p"/>
-                        </m:rPr>
-                        <m:t>…</m:t>
-                      </m:r>
-                      <m:r>
-                        <m:rPr>
-                          <m:sty m:val="p"/>
-                        </m:rPr>
-                        <m:t>+</m:t>
-                      </m:r>
-                      <m:d>
-                        <m:dPr>
-                          <m:begChr m:val="("/>
-                          <m:sepChr m:val=""/>
-                          <m:endChr m:val=")"/>
-                          <m:grow/>
-                        </m:dPr>
+                      <m:sSub>
                         <m:e>
-                          <m:sSub>
-                            <m:e>
-                              <m:r>
-                                <m:t>a</m:t>
-                              </m:r>
-                            </m:e>
-                            <m:sub>
-                              <m:r>
-                                <m:t>n</m:t>
-                              </m:r>
-                            </m:sub>
-                          </m:sSub>
-                          <m:r>
-                            <m:rPr>
-                              <m:sty m:val="p"/>
-                            </m:rPr>
-                            <m:t>+</m:t>
-                          </m:r>
-                          <m:sSub>
-                            <m:e>
-                              <m:r>
-                                <m:t>b</m:t>
-                              </m:r>
-                            </m:e>
-                            <m:sub>
-                              <m:r>
-                                <m:t>n</m:t>
-                              </m:r>
-                            </m:sub>
-                          </m:sSub>
+                          <m:r>
+                            <m:t>b</m:t>
+                          </m:r>
                         </m:e>
-                      </m:d>
+                        <m:sub>
+                          <m:r>
+                            <m:t>n</m:t>
+                          </m:r>
+                        </m:sub>
+                      </m:sSub>
+                      <m:r>
+                        <m:rPr>
+                          <m:sty m:val="p"/>
+                        </m:rPr>
+                        <m:t>)</m:t>
+                      </m:r>
                     </m:e>
                   </m:mr>
                   <m:mr>
@@ -1485,48 +1497,50 @@
                           </m:r>
                         </m:sup>
                         <m:e>
-                          <m:d>
-                            <m:dPr>
-                              <m:begChr m:val="("/>
-                              <m:sepChr m:val=""/>
-                              <m:endChr m:val=")"/>
-                              <m:grow/>
-                            </m:dPr>
-                            <m:e>
-                              <m:sSub>
-                                <m:e>
-                                  <m:r>
-                                    <m:t>a</m:t>
-                                  </m:r>
-                                </m:e>
-                                <m:sub>
-                                  <m:r>
-                                    <m:t>k</m:t>
-                                  </m:r>
-                                </m:sub>
-                              </m:sSub>
-                              <m:r>
-                                <m:rPr>
-                                  <m:sty m:val="p"/>
-                                </m:rPr>
-                                <m:t>+</m:t>
-                              </m:r>
-                              <m:sSub>
-                                <m:e>
-                                  <m:r>
-                                    <m:t>b</m:t>
-                                  </m:r>
-                                </m:e>
-                                <m:sub>
-                                  <m:r>
-                                    <m:t>k</m:t>
-                                  </m:r>
-                                </m:sub>
-                              </m:sSub>
-                            </m:e>
-                          </m:d>
+                          <m:r>
+                            <m:rPr>
+                              <m:sty m:val="p"/>
+                            </m:rPr>
+                            <m:t>(</m:t>
+                          </m:r>
                         </m:e>
                       </m:nary>
+                      <m:sSub>
+                        <m:e>
+                          <m:r>
+                            <m:t>a</m:t>
+                          </m:r>
+                        </m:e>
+                        <m:sub>
+                          <m:r>
+                            <m:t>k</m:t>
+                          </m:r>
+                        </m:sub>
+                      </m:sSub>
+                      <m:r>
+                        <m:rPr>
+                          <m:sty m:val="p"/>
+                        </m:rPr>
+                        <m:t>+</m:t>
+                      </m:r>
+                      <m:sSub>
+                        <m:e>
+                          <m:r>
+                            <m:t>b</m:t>
+                          </m:r>
+                        </m:e>
+                        <m:sub>
+                          <m:r>
+                            <m:t>k</m:t>
+                          </m:r>
+                        </m:sub>
+                      </m:sSub>
+                      <m:r>
+                        <m:rPr>
+                          <m:sty m:val="p"/>
+                        </m:rPr>
+                        <m:t>)</m:t>
+                      </m:r>
                       <m:r>
                         <m:rPr>
                           <m:sty m:val="p"/>
@@ -1674,48 +1688,50 @@
                   </m:r>
                 </m:sup>
                 <m:e>
-                  <m:d>
-                    <m:dPr>
-                      <m:begChr m:val="("/>
-                      <m:sepChr m:val=""/>
-                      <m:endChr m:val=")"/>
-                      <m:grow/>
-                    </m:dPr>
-                    <m:e>
-                      <m:sSub>
-                        <m:e>
-                          <m:r>
-                            <m:t>a</m:t>
-                          </m:r>
-                        </m:e>
-                        <m:sub>
-                          <m:r>
-                            <m:t>i</m:t>
-                          </m:r>
-                        </m:sub>
-                      </m:sSub>
-                      <m:r>
-                        <m:rPr>
-                          <m:sty m:val="p"/>
-                        </m:rPr>
-                        <m:t>−</m:t>
-                      </m:r>
-                      <m:sSub>
-                        <m:e>
-                          <m:r>
-                            <m:t>b</m:t>
-                          </m:r>
-                        </m:e>
-                        <m:sub>
-                          <m:r>
-                            <m:t>i</m:t>
-                          </m:r>
-                        </m:sub>
-                      </m:sSub>
-                    </m:e>
-                  </m:d>
+                  <m:r>
+                    <m:rPr>
+                      <m:sty m:val="p"/>
+                    </m:rPr>
+                    <m:t>(</m:t>
+                  </m:r>
                 </m:e>
               </m:nary>
+              <m:sSub>
+                <m:e>
+                  <m:r>
+                    <m:t>a</m:t>
+                  </m:r>
+                </m:e>
+                <m:sub>
+                  <m:r>
+                    <m:t>i</m:t>
+                  </m:r>
+                </m:sub>
+              </m:sSub>
+              <m:r>
+                <m:rPr>
+                  <m:sty m:val="p"/>
+                </m:rPr>
+                <m:t>−</m:t>
+              </m:r>
+              <m:sSub>
+                <m:e>
+                  <m:r>
+                    <m:t>b</m:t>
+                  </m:r>
+                </m:e>
+                <m:sub>
+                  <m:r>
+                    <m:t>i</m:t>
+                  </m:r>
+                </m:sub>
+              </m:sSub>
+              <m:r>
+                <m:rPr>
+                  <m:sty m:val="p"/>
+                </m:rPr>
+                <m:t>)</m:t>
+              </m:r>
             </m:oMath>
             <w:r>
               <w:t xml:space="preserve"> </w:t>
@@ -1728,9 +1744,9 @@
         </w:tc>
       </w:tr>
     </w:tbl>
-    <w:bookmarkEnd w:id="31"/>
-    <w:bookmarkEnd w:id="32"/>
-    <w:bookmarkStart w:id="36" w:name="further-reading"/>
+    <w:bookmarkEnd w:id="20"/>
+    <w:bookmarkEnd w:id="21"/>
+    <w:bookmarkStart w:id="25" w:name="further-reading"/>
     <w:p>
       <w:pPr>
         <w:pStyle w:val="Heading1"/>
@@ -1743,7 +1759,7 @@
       <w:pPr>
         <w:pStyle w:val="FirstParagraph"/>
       </w:pPr>
-      <w:hyperlink r:id="rId33">
+      <w:hyperlink r:id="rId22">
         <w:r>
           <w:rPr>
             <w:rStyle w:val="Hyperlink"/>
@@ -1756,7 +1772,7 @@
       <w:pPr>
         <w:pStyle w:val="BodyText"/>
       </w:pPr>
-      <w:hyperlink r:id="rId34">
+      <w:hyperlink r:id="rId23">
         <w:r>
           <w:rPr>
             <w:rStyle w:val="Hyperlink"/>
@@ -1765,7 +1781,7 @@
         </w:r>
       </w:hyperlink>
     </w:p>
-    <w:bookmarkStart w:id="35" w:name="version-history"/>
+    <w:bookmarkStart w:id="24" w:name="version-history"/>
     <w:p>
       <w:pPr>
         <w:pStyle w:val="Heading2"/>
@@ -1782,8 +1798,8 @@
         <w:t xml:space="preserve">v1.0: created in 04/24 by tdhc.</w:t>
       </w:r>
     </w:p>
-    <w:bookmarkEnd w:id="35"/>
-    <w:bookmarkEnd w:id="36"/>
+    <w:bookmarkEnd w:id="24"/>
+    <w:bookmarkEnd w:id="25"/>
     <w:sectPr>
       <w:pgSz w:h="15840" w:w="12240"/>
       <w:pgMar w:bottom="1440" w:footer="720" w:gutter="0" w:header="720" w:left="1440" w:right="1440" w:top="1440"/>
